--- a/flutter_more_documents/f29_animation_transitions_flutter.docx
+++ b/flutter_more_documents/f29_animation_transitions_flutter.docx
@@ -3299,7 +3299,25 @@
           <w:sz w:val="32"/>
           <w:szCs w:val="32"/>
         </w:rPr>
-        <w:t>) method:</w:t>
+        <w:t>)</w:t>
+      </w:r>
+      <w:r>
+        <w:rPr>
+          <w:b/>
+          <w:bCs/>
+          <w:sz w:val="32"/>
+          <w:szCs w:val="32"/>
+        </w:rPr>
+        <w:t xml:space="preserve"> Class</w:t>
+      </w:r>
+      <w:r>
+        <w:rPr>
+          <w:b/>
+          <w:bCs/>
+          <w:sz w:val="32"/>
+          <w:szCs w:val="32"/>
+        </w:rPr>
+        <w:t>:</w:t>
       </w:r>
     </w:p>
     <w:p>
@@ -3351,7 +3369,21 @@
           <w:sz w:val="32"/>
           <w:szCs w:val="32"/>
         </w:rPr>
-        <w:t xml:space="preserve"> method maps the </w:t>
+        <w:t xml:space="preserve"> </w:t>
+      </w:r>
+      <w:r>
+        <w:rPr>
+          <w:sz w:val="32"/>
+          <w:szCs w:val="32"/>
+        </w:rPr>
+        <w:t>class</w:t>
+      </w:r>
+      <w:r>
+        <w:rPr>
+          <w:sz w:val="32"/>
+          <w:szCs w:val="32"/>
+        </w:rPr>
+        <w:t xml:space="preserve"> maps the </w:t>
       </w:r>
       <w:proofErr w:type="spellStart"/>
       <w:r>
@@ -3371,6 +3403,13 @@
         <w:t>'s</w:t>
       </w:r>
       <w:proofErr w:type="spellEnd"/>
+      <w:r>
+        <w:rPr>
+          <w:sz w:val="32"/>
+          <w:szCs w:val="32"/>
+        </w:rPr>
+        <w:t xml:space="preserve"> value</w:t>
+      </w:r>
       <w:r>
         <w:rPr>
           <w:sz w:val="32"/>
@@ -27624,29 +27663,7 @@
           <w:sz w:val="32"/>
           <w:szCs w:val="32"/>
         </w:rPr>
-        <w:t>: _</w:t>
-      </w:r>
-      <w:proofErr w:type="spellStart"/>
-      <w:r>
-        <w:rPr>
-          <w:b/>
-          <w:bCs/>
-          <w:color w:val="D86DCB" w:themeColor="accent5" w:themeTint="99"/>
-          <w:sz w:val="32"/>
-          <w:szCs w:val="32"/>
-        </w:rPr>
-        <w:t>onTap</w:t>
-      </w:r>
-      <w:proofErr w:type="spellEnd"/>
-      <w:r>
-        <w:rPr>
-          <w:b/>
-          <w:bCs/>
-          <w:color w:val="D86DCB" w:themeColor="accent5" w:themeTint="99"/>
-          <w:sz w:val="32"/>
-          <w:szCs w:val="32"/>
-        </w:rPr>
-        <w:t>,</w:t>
+        <w:t>: _onTap,</w:t>
       </w:r>
     </w:p>
     <w:p>
@@ -29133,18 +29150,186 @@
           <w:sz w:val="32"/>
           <w:szCs w:val="32"/>
         </w:rPr>
-        <w:t>: _</w:t>
-      </w:r>
-      <w:proofErr w:type="spellStart"/>
-      <w:r>
-        <w:rPr>
-          <w:b/>
-          <w:bCs/>
-          <w:color w:val="D86DCB" w:themeColor="accent5" w:themeTint="99"/>
-          <w:sz w:val="32"/>
-          <w:szCs w:val="32"/>
-        </w:rPr>
-        <w:t>iconPosition</w:t>
+        <w:t>: _iconPosition,</w:t>
+      </w:r>
+    </w:p>
+    <w:p>
+      <w:pPr>
+        <w:jc w:val="both"/>
+        <w:rPr>
+          <w:b/>
+          <w:bCs/>
+          <w:color w:val="D86DCB" w:themeColor="accent5" w:themeTint="99"/>
+          <w:sz w:val="32"/>
+          <w:szCs w:val="32"/>
+        </w:rPr>
+      </w:pPr>
+      <w:r>
+        <w:rPr>
+          <w:b/>
+          <w:bCs/>
+          <w:color w:val="D86DCB" w:themeColor="accent5" w:themeTint="99"/>
+          <w:sz w:val="32"/>
+          <w:szCs w:val="32"/>
+        </w:rPr>
+        <w:t xml:space="preserve">                        child: </w:t>
+      </w:r>
+      <w:proofErr w:type="gramStart"/>
+      <w:r>
+        <w:rPr>
+          <w:b/>
+          <w:bCs/>
+          <w:color w:val="D86DCB" w:themeColor="accent5" w:themeTint="99"/>
+          <w:sz w:val="32"/>
+          <w:szCs w:val="32"/>
+        </w:rPr>
+        <w:t>Container(</w:t>
+      </w:r>
+      <w:proofErr w:type="gramEnd"/>
+    </w:p>
+    <w:p>
+      <w:pPr>
+        <w:jc w:val="both"/>
+        <w:rPr>
+          <w:b/>
+          <w:bCs/>
+          <w:color w:val="D86DCB" w:themeColor="accent5" w:themeTint="99"/>
+          <w:sz w:val="32"/>
+          <w:szCs w:val="32"/>
+        </w:rPr>
+      </w:pPr>
+      <w:r>
+        <w:rPr>
+          <w:b/>
+          <w:bCs/>
+          <w:color w:val="D86DCB" w:themeColor="accent5" w:themeTint="99"/>
+          <w:sz w:val="32"/>
+          <w:szCs w:val="32"/>
+        </w:rPr>
+        <w:t xml:space="preserve">                          width: 36,</w:t>
+      </w:r>
+    </w:p>
+    <w:p>
+      <w:pPr>
+        <w:jc w:val="both"/>
+        <w:rPr>
+          <w:b/>
+          <w:bCs/>
+          <w:color w:val="D86DCB" w:themeColor="accent5" w:themeTint="99"/>
+          <w:sz w:val="32"/>
+          <w:szCs w:val="32"/>
+        </w:rPr>
+      </w:pPr>
+      <w:r>
+        <w:rPr>
+          <w:b/>
+          <w:bCs/>
+          <w:color w:val="D86DCB" w:themeColor="accent5" w:themeTint="99"/>
+          <w:sz w:val="32"/>
+          <w:szCs w:val="32"/>
+        </w:rPr>
+        <w:t xml:space="preserve">                          height: 36,</w:t>
+      </w:r>
+    </w:p>
+    <w:p>
+      <w:pPr>
+        <w:jc w:val="both"/>
+        <w:rPr>
+          <w:b/>
+          <w:bCs/>
+          <w:color w:val="D86DCB" w:themeColor="accent5" w:themeTint="99"/>
+          <w:sz w:val="32"/>
+          <w:szCs w:val="32"/>
+        </w:rPr>
+      </w:pPr>
+      <w:r>
+        <w:rPr>
+          <w:b/>
+          <w:bCs/>
+          <w:color w:val="D86DCB" w:themeColor="accent5" w:themeTint="99"/>
+          <w:sz w:val="32"/>
+          <w:szCs w:val="32"/>
+        </w:rPr>
+        <w:t xml:space="preserve">                          decoration: const </w:t>
+      </w:r>
+      <w:proofErr w:type="spellStart"/>
+      <w:proofErr w:type="gramStart"/>
+      <w:r>
+        <w:rPr>
+          <w:b/>
+          <w:bCs/>
+          <w:color w:val="D86DCB" w:themeColor="accent5" w:themeTint="99"/>
+          <w:sz w:val="32"/>
+          <w:szCs w:val="32"/>
+        </w:rPr>
+        <w:t>BoxDecoration</w:t>
+      </w:r>
+      <w:proofErr w:type="spellEnd"/>
+      <w:r>
+        <w:rPr>
+          <w:b/>
+          <w:bCs/>
+          <w:color w:val="D86DCB" w:themeColor="accent5" w:themeTint="99"/>
+          <w:sz w:val="32"/>
+          <w:szCs w:val="32"/>
+        </w:rPr>
+        <w:t>(</w:t>
+      </w:r>
+      <w:proofErr w:type="gramEnd"/>
+    </w:p>
+    <w:p>
+      <w:pPr>
+        <w:jc w:val="both"/>
+        <w:rPr>
+          <w:b/>
+          <w:bCs/>
+          <w:color w:val="D86DCB" w:themeColor="accent5" w:themeTint="99"/>
+          <w:sz w:val="32"/>
+          <w:szCs w:val="32"/>
+        </w:rPr>
+      </w:pPr>
+      <w:r>
+        <w:rPr>
+          <w:b/>
+          <w:bCs/>
+          <w:color w:val="D86DCB" w:themeColor="accent5" w:themeTint="99"/>
+          <w:sz w:val="32"/>
+          <w:szCs w:val="32"/>
+        </w:rPr>
+        <w:t xml:space="preserve">                            color: Color(0xFFE2136E),</w:t>
+      </w:r>
+    </w:p>
+    <w:p>
+      <w:pPr>
+        <w:jc w:val="both"/>
+        <w:rPr>
+          <w:b/>
+          <w:bCs/>
+          <w:color w:val="D86DCB" w:themeColor="accent5" w:themeTint="99"/>
+          <w:sz w:val="32"/>
+          <w:szCs w:val="32"/>
+        </w:rPr>
+      </w:pPr>
+      <w:r>
+        <w:rPr>
+          <w:b/>
+          <w:bCs/>
+          <w:color w:val="D86DCB" w:themeColor="accent5" w:themeTint="99"/>
+          <w:sz w:val="32"/>
+          <w:szCs w:val="32"/>
+        </w:rPr>
+        <w:t xml:space="preserve">                            shape: </w:t>
+      </w:r>
+      <w:proofErr w:type="spellStart"/>
+      <w:r>
+        <w:rPr>
+          <w:b/>
+          <w:bCs/>
+          <w:color w:val="D86DCB" w:themeColor="accent5" w:themeTint="99"/>
+          <w:sz w:val="32"/>
+          <w:szCs w:val="32"/>
+        </w:rPr>
+        <w:t>BoxShape.circle</w:t>
       </w:r>
       <w:proofErr w:type="spellEnd"/>
       <w:r>
@@ -29177,7 +29362,29 @@
           <w:sz w:val="32"/>
           <w:szCs w:val="32"/>
         </w:rPr>
-        <w:t xml:space="preserve">                        child: </w:t>
+        <w:t xml:space="preserve">                          ),</w:t>
+      </w:r>
+    </w:p>
+    <w:p>
+      <w:pPr>
+        <w:jc w:val="both"/>
+        <w:rPr>
+          <w:b/>
+          <w:bCs/>
+          <w:color w:val="D86DCB" w:themeColor="accent5" w:themeTint="99"/>
+          <w:sz w:val="32"/>
+          <w:szCs w:val="32"/>
+        </w:rPr>
+      </w:pPr>
+      <w:r>
+        <w:rPr>
+          <w:b/>
+          <w:bCs/>
+          <w:color w:val="D86DCB" w:themeColor="accent5" w:themeTint="99"/>
+          <w:sz w:val="32"/>
+          <w:szCs w:val="32"/>
+        </w:rPr>
+        <w:t xml:space="preserve">                          child: const </w:t>
       </w:r>
       <w:proofErr w:type="gramStart"/>
       <w:r>
@@ -29188,7 +29395,7 @@
           <w:sz w:val="32"/>
           <w:szCs w:val="32"/>
         </w:rPr>
-        <w:t>Container(</w:t>
+        <w:t>Center(</w:t>
       </w:r>
       <w:proofErr w:type="gramEnd"/>
     </w:p>
@@ -29211,53 +29418,8 @@
           <w:sz w:val="32"/>
           <w:szCs w:val="32"/>
         </w:rPr>
-        <w:t xml:space="preserve">                          width: 36,</w:t>
-      </w:r>
-    </w:p>
-    <w:p>
-      <w:pPr>
-        <w:jc w:val="both"/>
-        <w:rPr>
-          <w:b/>
-          <w:bCs/>
-          <w:color w:val="D86DCB" w:themeColor="accent5" w:themeTint="99"/>
-          <w:sz w:val="32"/>
-          <w:szCs w:val="32"/>
-        </w:rPr>
-      </w:pPr>
-      <w:r>
-        <w:rPr>
-          <w:b/>
-          <w:bCs/>
-          <w:color w:val="D86DCB" w:themeColor="accent5" w:themeTint="99"/>
-          <w:sz w:val="32"/>
-          <w:szCs w:val="32"/>
-        </w:rPr>
-        <w:t xml:space="preserve">                          height: 36,</w:t>
-      </w:r>
-    </w:p>
-    <w:p>
-      <w:pPr>
-        <w:jc w:val="both"/>
-        <w:rPr>
-          <w:b/>
-          <w:bCs/>
-          <w:color w:val="D86DCB" w:themeColor="accent5" w:themeTint="99"/>
-          <w:sz w:val="32"/>
-          <w:szCs w:val="32"/>
-        </w:rPr>
-      </w:pPr>
-      <w:r>
-        <w:rPr>
-          <w:b/>
-          <w:bCs/>
-          <w:color w:val="D86DCB" w:themeColor="accent5" w:themeTint="99"/>
-          <w:sz w:val="32"/>
-          <w:szCs w:val="32"/>
-        </w:rPr>
-        <w:t xml:space="preserve">                          decoration: const </w:t>
-      </w:r>
-      <w:proofErr w:type="spellStart"/>
+        <w:t xml:space="preserve">                            child: </w:t>
+      </w:r>
       <w:proofErr w:type="gramStart"/>
       <w:r>
         <w:rPr>
@@ -29267,7 +29429,85 @@
           <w:sz w:val="32"/>
           <w:szCs w:val="32"/>
         </w:rPr>
-        <w:t>BoxDecoration</w:t>
+        <w:t>Text(</w:t>
+      </w:r>
+      <w:proofErr w:type="gramEnd"/>
+    </w:p>
+    <w:p>
+      <w:pPr>
+        <w:jc w:val="both"/>
+        <w:rPr>
+          <w:b/>
+          <w:bCs/>
+          <w:color w:val="D86DCB" w:themeColor="accent5" w:themeTint="99"/>
+          <w:sz w:val="32"/>
+          <w:szCs w:val="32"/>
+        </w:rPr>
+      </w:pPr>
+      <w:r>
+        <w:rPr>
+          <w:b/>
+          <w:bCs/>
+          <w:color w:val="D86DCB" w:themeColor="accent5" w:themeTint="99"/>
+          <w:sz w:val="32"/>
+          <w:szCs w:val="32"/>
+        </w:rPr>
+        <w:t xml:space="preserve">                              '</w:t>
+      </w:r>
+      <w:r>
+        <w:rPr>
+          <w:rFonts w:hint="cs"/>
+          <w:b/>
+          <w:bCs/>
+          <w:color w:val="D86DCB" w:themeColor="accent5" w:themeTint="99"/>
+          <w:sz w:val="32"/>
+          <w:szCs w:val="32"/>
+        </w:rPr>
+        <w:t>৳</w:t>
+      </w:r>
+      <w:r>
+        <w:rPr>
+          <w:b/>
+          <w:bCs/>
+          <w:color w:val="D86DCB" w:themeColor="accent5" w:themeTint="99"/>
+          <w:sz w:val="32"/>
+          <w:szCs w:val="32"/>
+        </w:rPr>
+        <w:t>',</w:t>
+      </w:r>
+    </w:p>
+    <w:p>
+      <w:pPr>
+        <w:jc w:val="both"/>
+        <w:rPr>
+          <w:b/>
+          <w:bCs/>
+          <w:color w:val="D86DCB" w:themeColor="accent5" w:themeTint="99"/>
+          <w:sz w:val="32"/>
+          <w:szCs w:val="32"/>
+        </w:rPr>
+      </w:pPr>
+      <w:r>
+        <w:rPr>
+          <w:b/>
+          <w:bCs/>
+          <w:color w:val="D86DCB" w:themeColor="accent5" w:themeTint="99"/>
+          <w:sz w:val="32"/>
+          <w:szCs w:val="32"/>
+        </w:rPr>
+        <w:t xml:space="preserve">                              style: </w:t>
+      </w:r>
+      <w:proofErr w:type="spellStart"/>
+      <w:proofErr w:type="gramStart"/>
+      <w:r>
+        <w:rPr>
+          <w:b/>
+          <w:bCs/>
+          <w:color w:val="D86DCB" w:themeColor="accent5" w:themeTint="99"/>
+          <w:sz w:val="32"/>
+          <w:szCs w:val="32"/>
+        </w:rPr>
+        <w:t>TextStyle</w:t>
       </w:r>
       <w:proofErr w:type="spellEnd"/>
       <w:r>
@@ -29301,40 +29541,18 @@
           <w:sz w:val="32"/>
           <w:szCs w:val="32"/>
         </w:rPr>
-        <w:t xml:space="preserve">                            color: Color(0xFFE2136E),</w:t>
-      </w:r>
-    </w:p>
-    <w:p>
-      <w:pPr>
-        <w:jc w:val="both"/>
-        <w:rPr>
-          <w:b/>
-          <w:bCs/>
-          <w:color w:val="D86DCB" w:themeColor="accent5" w:themeTint="99"/>
-          <w:sz w:val="32"/>
-          <w:szCs w:val="32"/>
-        </w:rPr>
-      </w:pPr>
-      <w:r>
-        <w:rPr>
-          <w:b/>
-          <w:bCs/>
-          <w:color w:val="D86DCB" w:themeColor="accent5" w:themeTint="99"/>
-          <w:sz w:val="32"/>
-          <w:szCs w:val="32"/>
-        </w:rPr>
-        <w:t xml:space="preserve">                            shape: </w:t>
-      </w:r>
-      <w:proofErr w:type="spellStart"/>
-      <w:r>
-        <w:rPr>
-          <w:b/>
-          <w:bCs/>
-          <w:color w:val="D86DCB" w:themeColor="accent5" w:themeTint="99"/>
-          <w:sz w:val="32"/>
-          <w:szCs w:val="32"/>
-        </w:rPr>
-        <w:t>BoxShape.circle</w:t>
+        <w:t xml:space="preserve">                                color: </w:t>
+      </w:r>
+      <w:proofErr w:type="spellStart"/>
+      <w:r>
+        <w:rPr>
+          <w:b/>
+          <w:bCs/>
+          <w:color w:val="D86DCB" w:themeColor="accent5" w:themeTint="99"/>
+          <w:sz w:val="32"/>
+          <w:szCs w:val="32"/>
+        </w:rPr>
+        <w:t>Colors.white</w:t>
       </w:r>
       <w:proofErr w:type="spellEnd"/>
       <w:r>
@@ -29367,229 +29585,6 @@
           <w:sz w:val="32"/>
           <w:szCs w:val="32"/>
         </w:rPr>
-        <w:t xml:space="preserve">                          ),</w:t>
-      </w:r>
-    </w:p>
-    <w:p>
-      <w:pPr>
-        <w:jc w:val="both"/>
-        <w:rPr>
-          <w:b/>
-          <w:bCs/>
-          <w:color w:val="D86DCB" w:themeColor="accent5" w:themeTint="99"/>
-          <w:sz w:val="32"/>
-          <w:szCs w:val="32"/>
-        </w:rPr>
-      </w:pPr>
-      <w:r>
-        <w:rPr>
-          <w:b/>
-          <w:bCs/>
-          <w:color w:val="D86DCB" w:themeColor="accent5" w:themeTint="99"/>
-          <w:sz w:val="32"/>
-          <w:szCs w:val="32"/>
-        </w:rPr>
-        <w:t xml:space="preserve">                          child: const </w:t>
-      </w:r>
-      <w:proofErr w:type="gramStart"/>
-      <w:r>
-        <w:rPr>
-          <w:b/>
-          <w:bCs/>
-          <w:color w:val="D86DCB" w:themeColor="accent5" w:themeTint="99"/>
-          <w:sz w:val="32"/>
-          <w:szCs w:val="32"/>
-        </w:rPr>
-        <w:t>Center(</w:t>
-      </w:r>
-      <w:proofErr w:type="gramEnd"/>
-    </w:p>
-    <w:p>
-      <w:pPr>
-        <w:jc w:val="both"/>
-        <w:rPr>
-          <w:b/>
-          <w:bCs/>
-          <w:color w:val="D86DCB" w:themeColor="accent5" w:themeTint="99"/>
-          <w:sz w:val="32"/>
-          <w:szCs w:val="32"/>
-        </w:rPr>
-      </w:pPr>
-      <w:r>
-        <w:rPr>
-          <w:b/>
-          <w:bCs/>
-          <w:color w:val="D86DCB" w:themeColor="accent5" w:themeTint="99"/>
-          <w:sz w:val="32"/>
-          <w:szCs w:val="32"/>
-        </w:rPr>
-        <w:t xml:space="preserve">                            child: </w:t>
-      </w:r>
-      <w:proofErr w:type="gramStart"/>
-      <w:r>
-        <w:rPr>
-          <w:b/>
-          <w:bCs/>
-          <w:color w:val="D86DCB" w:themeColor="accent5" w:themeTint="99"/>
-          <w:sz w:val="32"/>
-          <w:szCs w:val="32"/>
-        </w:rPr>
-        <w:t>Text(</w:t>
-      </w:r>
-      <w:proofErr w:type="gramEnd"/>
-    </w:p>
-    <w:p>
-      <w:pPr>
-        <w:jc w:val="both"/>
-        <w:rPr>
-          <w:b/>
-          <w:bCs/>
-          <w:color w:val="D86DCB" w:themeColor="accent5" w:themeTint="99"/>
-          <w:sz w:val="32"/>
-          <w:szCs w:val="32"/>
-        </w:rPr>
-      </w:pPr>
-      <w:r>
-        <w:rPr>
-          <w:b/>
-          <w:bCs/>
-          <w:color w:val="D86DCB" w:themeColor="accent5" w:themeTint="99"/>
-          <w:sz w:val="32"/>
-          <w:szCs w:val="32"/>
-        </w:rPr>
-        <w:t xml:space="preserve">                              '</w:t>
-      </w:r>
-      <w:r>
-        <w:rPr>
-          <w:rFonts w:hint="cs"/>
-          <w:b/>
-          <w:bCs/>
-          <w:color w:val="D86DCB" w:themeColor="accent5" w:themeTint="99"/>
-          <w:sz w:val="32"/>
-          <w:szCs w:val="32"/>
-        </w:rPr>
-        <w:t>৳</w:t>
-      </w:r>
-      <w:r>
-        <w:rPr>
-          <w:b/>
-          <w:bCs/>
-          <w:color w:val="D86DCB" w:themeColor="accent5" w:themeTint="99"/>
-          <w:sz w:val="32"/>
-          <w:szCs w:val="32"/>
-        </w:rPr>
-        <w:t>',</w:t>
-      </w:r>
-    </w:p>
-    <w:p>
-      <w:pPr>
-        <w:jc w:val="both"/>
-        <w:rPr>
-          <w:b/>
-          <w:bCs/>
-          <w:color w:val="D86DCB" w:themeColor="accent5" w:themeTint="99"/>
-          <w:sz w:val="32"/>
-          <w:szCs w:val="32"/>
-        </w:rPr>
-      </w:pPr>
-      <w:r>
-        <w:rPr>
-          <w:b/>
-          <w:bCs/>
-          <w:color w:val="D86DCB" w:themeColor="accent5" w:themeTint="99"/>
-          <w:sz w:val="32"/>
-          <w:szCs w:val="32"/>
-        </w:rPr>
-        <w:t xml:space="preserve">                              style: </w:t>
-      </w:r>
-      <w:proofErr w:type="spellStart"/>
-      <w:proofErr w:type="gramStart"/>
-      <w:r>
-        <w:rPr>
-          <w:b/>
-          <w:bCs/>
-          <w:color w:val="D86DCB" w:themeColor="accent5" w:themeTint="99"/>
-          <w:sz w:val="32"/>
-          <w:szCs w:val="32"/>
-        </w:rPr>
-        <w:t>TextStyle</w:t>
-      </w:r>
-      <w:proofErr w:type="spellEnd"/>
-      <w:r>
-        <w:rPr>
-          <w:b/>
-          <w:bCs/>
-          <w:color w:val="D86DCB" w:themeColor="accent5" w:themeTint="99"/>
-          <w:sz w:val="32"/>
-          <w:szCs w:val="32"/>
-        </w:rPr>
-        <w:t>(</w:t>
-      </w:r>
-      <w:proofErr w:type="gramEnd"/>
-    </w:p>
-    <w:p>
-      <w:pPr>
-        <w:jc w:val="both"/>
-        <w:rPr>
-          <w:b/>
-          <w:bCs/>
-          <w:color w:val="D86DCB" w:themeColor="accent5" w:themeTint="99"/>
-          <w:sz w:val="32"/>
-          <w:szCs w:val="32"/>
-        </w:rPr>
-      </w:pPr>
-      <w:r>
-        <w:rPr>
-          <w:b/>
-          <w:bCs/>
-          <w:color w:val="D86DCB" w:themeColor="accent5" w:themeTint="99"/>
-          <w:sz w:val="32"/>
-          <w:szCs w:val="32"/>
-        </w:rPr>
-        <w:t xml:space="preserve">                                color: </w:t>
-      </w:r>
-      <w:proofErr w:type="spellStart"/>
-      <w:r>
-        <w:rPr>
-          <w:b/>
-          <w:bCs/>
-          <w:color w:val="D86DCB" w:themeColor="accent5" w:themeTint="99"/>
-          <w:sz w:val="32"/>
-          <w:szCs w:val="32"/>
-        </w:rPr>
-        <w:t>Colors.white</w:t>
-      </w:r>
-      <w:proofErr w:type="spellEnd"/>
-      <w:r>
-        <w:rPr>
-          <w:b/>
-          <w:bCs/>
-          <w:color w:val="D86DCB" w:themeColor="accent5" w:themeTint="99"/>
-          <w:sz w:val="32"/>
-          <w:szCs w:val="32"/>
-        </w:rPr>
-        <w:t>,</w:t>
-      </w:r>
-    </w:p>
-    <w:p>
-      <w:pPr>
-        <w:jc w:val="both"/>
-        <w:rPr>
-          <w:b/>
-          <w:bCs/>
-          <w:color w:val="D86DCB" w:themeColor="accent5" w:themeTint="99"/>
-          <w:sz w:val="32"/>
-          <w:szCs w:val="32"/>
-        </w:rPr>
-      </w:pPr>
-      <w:r>
-        <w:rPr>
-          <w:b/>
-          <w:bCs/>
-          <w:color w:val="D86DCB" w:themeColor="accent5" w:themeTint="99"/>
-          <w:sz w:val="32"/>
-          <w:szCs w:val="32"/>
-        </w:rPr>
         <w:t xml:space="preserve">                                </w:t>
       </w:r>
       <w:proofErr w:type="spellStart"/>
@@ -29612,29 +29607,7 @@
           <w:sz w:val="32"/>
           <w:szCs w:val="32"/>
         </w:rPr>
-        <w:t xml:space="preserve">: </w:t>
-      </w:r>
-      <w:proofErr w:type="spellStart"/>
-      <w:r>
-        <w:rPr>
-          <w:b/>
-          <w:bCs/>
-          <w:color w:val="D86DCB" w:themeColor="accent5" w:themeTint="99"/>
-          <w:sz w:val="32"/>
-          <w:szCs w:val="32"/>
-        </w:rPr>
-        <w:t>FontWeight.bold</w:t>
-      </w:r>
-      <w:proofErr w:type="spellEnd"/>
-      <w:r>
-        <w:rPr>
-          <w:b/>
-          <w:bCs/>
-          <w:color w:val="D86DCB" w:themeColor="accent5" w:themeTint="99"/>
-          <w:sz w:val="32"/>
-          <w:szCs w:val="32"/>
-        </w:rPr>
-        <w:t>,</w:t>
+        <w:t>: FontWeight.bold,</w:t>
       </w:r>
     </w:p>
     <w:p>
